--- a/workshop-site/labs/Lab 03 - Participant.docx
+++ b/workshop-site/labs/Lab 03 - Participant.docx
@@ -25,7 +25,7 @@
           <w:color w:val="6A6A6A"/>
           <w:sz w:val="20"/>
         </w:rPr>
-        <w:t>ServicePulse 360 Workshop v0.7 (revision 3) | Estimated time: 92 minutes | Using the standard Asset object, you will prepare the Asset Layout, model an NYCT bus as a parent Asset with four component Assets (battery pack, HVAC unit, drive motor, farebox), create peer relationships via Asset Relationship, and connect your golden Case record to the bus Asset.</w:t>
+        <w:t>ServicePulse 360 Workshop v0.7 (revision 4) | Estimated time: 90 minutes | Using the standard Asset object, you will prepare the Asset Layout, model an NYCT bus as a parent Asset with four component Assets (battery pack, HVAC unit, drive motor, farebox), create peer relationships via Asset Relationship, and connect your golden Case record to the bus Asset.</w:t>
       </w:r>
     </w:p>
     <w:p>
@@ -82,7 +82,7 @@
     </w:p>
     <w:p>
       <w:r>
-        <w:t>Three levels, five Assets total:</w:t>
+        <w:t>Two levels, five Assets total (one parent bus, four children):</w:t>
       </w:r>
     </w:p>
     <w:p>
@@ -105,7 +105,7 @@
     </w:p>
     <w:p>
       <w:r>
-        <w:t>Each component is a child of the bus via an Asset Relationship record. The children can have their own Cases (an issue specific to the battery pack vs. the bus overall), and both the bus and each component can appear on the Related List - Single component you built in Lab 2.</w:t>
+        <w:t>Each component is a child of the bus via the Parent Asset field (the direct hierarchy you'll build in Parts 4-5). Asset Relationships (Part 6) model peer-to-peer links between Assets at the same level, not the hierarchy itself. The children can have their own Cases (an issue specific to the battery pack vs. the bus overall), and both the bus and each component can appear on the Related List - Single component you built in Lab 2.</w:t>
       </w:r>
     </w:p>
     <w:p>
@@ -371,7 +371,7 @@
         <w:t xml:space="preserve">Fallback if Assets isn't visible: </w:t>
       </w:r>
       <w:r>
-        <w:t>Setup UI changes sometimes take a minute to propagate. If Assets doesn't appear in the nav bar after returning to the app, use the manual personalize-nav approach instead: on any page in the ServicePulse 360 app, click the pencil icon on the far right of the navigation bar. The Edit [App] Navigation Items dialog opens. Click Add More Items. Search Assets, pick it, click Add 1 Nav Item. Save. Assets now appears.</w:t>
+        <w:t>In most workshop orgs the Asset tab is pre-set to Default On via the pre-workshop deploy, so adding Assets to the App Launcher is enough. If your org wasn't pre-deployed (or the setting didn't take), use the pencil-icon fallback: on any page in the ServicePulse 360 app, click the pencil icon on the far right of the navigation bar. The Edit [App] Navigation Items dialog opens. Click Add More Items. Search Assets, pick it, click Add 1 Nav Item. Save. Assets now appears.</w:t>
       </w:r>
     </w:p>
     <w:p>
@@ -542,7 +542,7 @@
         <w:t xml:space="preserve">1. </w:t>
       </w:r>
       <w:r>
-        <w:t>In the Page Layouts list, click the layout named "Asset Layout".</w:t>
+        <w:t>Navigate: Setup &gt; Object Manager &gt; Asset &gt; Page Layouts. In the Page Layouts list, click the layout named "Asset Layout".</w:t>
       </w:r>
     </w:p>
     <w:p>
@@ -620,10 +620,7 @@
         <w:ind w:left="680" w:hanging="227"/>
       </w:pPr>
       <w:r>
-        <w:t xml:space="preserve">• </w:t>
-      </w:r>
-      <w:r>
-        <w:t>Price</w:t>
+        <w:t xml:space="preserve">• Price</w:t>
       </w:r>
     </w:p>
     <w:p>
@@ -632,10 +629,7 @@
         <w:ind w:left="680" w:hanging="227"/>
       </w:pPr>
       <w:r>
-        <w:t xml:space="preserve">• </w:t>
-      </w:r>
-      <w:r>
-        <w:t>Usage End Date</w:t>
+        <w:t xml:space="preserve">• Usage End Date</w:t>
       </w:r>
     </w:p>
     <w:p>
@@ -644,10 +638,7 @@
         <w:ind w:left="680" w:hanging="227"/>
       </w:pPr>
       <w:r>
-        <w:t xml:space="preserve">• </w:t>
-      </w:r>
-      <w:r>
-        <w:t>Contact</w:t>
+        <w:t xml:space="preserve">• Contact</w:t>
       </w:r>
     </w:p>
     <w:p>
@@ -656,10 +647,7 @@
         <w:ind w:left="680" w:hanging="227"/>
       </w:pPr>
       <w:r>
-        <w:t xml:space="preserve">• </w:t>
-      </w:r>
-      <w:r>
-        <w:t>Competitor Asset</w:t>
+        <w:t xml:space="preserve">• Competitor Asset</w:t>
       </w:r>
     </w:p>
     <w:p>
@@ -668,10 +656,7 @@
         <w:ind w:left="680" w:hanging="227"/>
       </w:pPr>
       <w:r>
-        <w:t xml:space="preserve">• </w:t>
-      </w:r>
-      <w:r>
-        <w:t>Purchase Date</w:t>
+        <w:t xml:space="preserve">• Purchase Date</w:t>
       </w:r>
     </w:p>
     <w:p>
@@ -768,10 +753,7 @@
         <w:ind w:left="680" w:hanging="227"/>
       </w:pPr>
       <w:r>
-        <w:t xml:space="preserve">• </w:t>
-      </w:r>
-      <w:r>
-        <w:t>Asset Name</w:t>
+        <w:t xml:space="preserve">• Asset Name</w:t>
       </w:r>
     </w:p>
     <w:p>
@@ -780,10 +762,7 @@
         <w:ind w:left="680" w:hanging="227"/>
       </w:pPr>
       <w:r>
-        <w:t xml:space="preserve">• </w:t>
-      </w:r>
-      <w:r>
-        <w:t>Serial Number</w:t>
+        <w:t xml:space="preserve">• Serial Number</w:t>
       </w:r>
     </w:p>
     <w:p>
@@ -792,10 +771,7 @@
         <w:ind w:left="680" w:hanging="227"/>
       </w:pPr>
       <w:r>
-        <w:t xml:space="preserve">• </w:t>
-      </w:r>
-      <w:r>
-        <w:t>Account Name</w:t>
+        <w:t xml:space="preserve">• Account Name</w:t>
       </w:r>
     </w:p>
     <w:p>
@@ -804,10 +780,7 @@
         <w:ind w:left="680" w:hanging="227"/>
       </w:pPr>
       <w:r>
-        <w:t xml:space="preserve">• </w:t>
-      </w:r>
-      <w:r>
-        <w:t>Status</w:t>
+        <w:t xml:space="preserve">• Status</w:t>
       </w:r>
     </w:p>
     <w:p>
@@ -834,7 +807,7 @@
           <w:b/>
           <w:sz w:val="24"/>
         </w:rPr>
-        <w:t>3.5 — Add the Related Assets related list below Child Assets</w:t>
+        <w:t>3.5 — Add the Related Assets and Primary Assets related lists below Child Assets</w:t>
       </w:r>
     </w:p>
     <w:p>
@@ -888,10 +861,7 @@
         <w:ind w:left="680" w:hanging="227"/>
       </w:pPr>
       <w:r>
-        <w:t xml:space="preserve">• </w:t>
-      </w:r>
-      <w:r>
-        <w:t>Asset Relationship Number</w:t>
+        <w:t xml:space="preserve">• Asset Relationship Number</w:t>
       </w:r>
     </w:p>
     <w:p>
@@ -900,10 +870,7 @@
         <w:ind w:left="680" w:hanging="227"/>
       </w:pPr>
       <w:r>
-        <w:t xml:space="preserve">• </w:t>
-      </w:r>
-      <w:r>
-        <w:t>Related Asset</w:t>
+        <w:t xml:space="preserve">• Related Asset</w:t>
       </w:r>
     </w:p>
     <w:p>
@@ -912,10 +879,7 @@
         <w:ind w:left="680" w:hanging="227"/>
       </w:pPr>
       <w:r>
-        <w:t xml:space="preserve">• </w:t>
-      </w:r>
-      <w:r>
-        <w:t>Relationship Type</w:t>
+        <w:t xml:space="preserve">• Relationship Type</w:t>
       </w:r>
     </w:p>
     <w:p>
@@ -931,6 +895,21 @@
       </w:r>
       <w:r>
         <w:t>Click OK.</w:t>
+      </w:r>
+    </w:p>
+    <w:p>
+      <w:pPr>
+        <w:spacing w:after="40"/>
+        <w:ind w:left="340" w:hanging="340"/>
+      </w:pPr>
+      <w:r>
+        <w:rPr>
+          <w:b/>
+        </w:rPr>
+        <w:t xml:space="preserve">5. </w:t>
+      </w:r>
+      <w:r>
+        <w:t>From the palette, drag Primary Assets into the Related Lists section, directly beneath Related Assets. In Part 6 you'll create an Asset Relationship from Battery Pack to HVAC Unit. Related Assets shows that record on Battery Pack (the primary side); Primary Assets shows the same record on HVAC Unit (the reverse side). One Asset Relationship record, two views, driven by which Asset you're looking at.</w:t>
       </w:r>
     </w:p>
     <w:p>
@@ -2317,10 +2296,7 @@
         <w:ind w:left="680" w:hanging="227"/>
       </w:pPr>
       <w:r>
-        <w:t xml:space="preserve">• </w:t>
-      </w:r>
-      <w:r>
-        <w:t>Parent Record: click the lookup icon. Pick Asset.</w:t>
+        <w:t xml:space="preserve">• Parent Record: click the lookup icon. Pick Asset.</w:t>
       </w:r>
     </w:p>
     <w:p>
@@ -2329,10 +2305,7 @@
         <w:ind w:left="680" w:hanging="227"/>
       </w:pPr>
       <w:r>
-        <w:t xml:space="preserve">• </w:t>
-      </w:r>
-      <w:r>
-        <w:t>Related List: click the lookup icon then pick Cases.</w:t>
+        <w:t xml:space="preserve">• Related List: click the lookup icon then pick Cases.</w:t>
       </w:r>
     </w:p>
     <w:p>
@@ -2341,10 +2314,7 @@
         <w:ind w:left="680" w:hanging="227"/>
       </w:pPr>
       <w:r>
-        <w:t xml:space="preserve">• </w:t>
-      </w:r>
-      <w:r>
-        <w:t>Related List Type: Default.</w:t>
+        <w:t xml:space="preserve">• Related List Type: Default.</w:t>
       </w:r>
     </w:p>
     <w:p>

--- a/workshop-site/labs/Lab 03 - Participant.docx
+++ b/workshop-site/labs/Lab 03 - Participant.docx
@@ -12,7 +12,7 @@
           <w:color w:val="1F4E79"/>
           <w:sz w:val="40"/>
         </w:rPr>
-        <w:t>Lab 3 — Asset Hierarchy for MTA Infrastructure</w:t>
+        <w:t>Lab 3: Asset Hierarchy for MTA Infrastructure</w:t>
       </w:r>
     </w:p>
     <w:p>
@@ -176,7 +176,7 @@
           <w:color w:val="1F4E79"/>
           <w:sz w:val="28"/>
         </w:rPr>
-        <w:t>Part 1 — Add the Assets tab to the ServicePulse 360 app (5 min)</w:t>
+        <w:t>Part 1: Add the Assets tab to the ServicePulse 360 app (5 min)</w:t>
       </w:r>
     </w:p>
     <w:p>
@@ -193,7 +193,18 @@
           <w:b/>
           <w:sz w:val="24"/>
         </w:rPr>
-        <w:t>1.1 — Add Assets via App Manager (primary path)</w:t>
+        <w:t>1.1: Add Assets via App Manager (primary path)</w:t>
+      </w:r>
+    </w:p>
+    <w:p>
+      <w:r>
+        <w:rPr>
+          <w:rFonts w:ascii="Calibri" w:hAnsi="Calibri"/>
+          <w:b w:val="0"/>
+          <w:color w:val="000000"/>
+          <w:sz w:val="22"/>
+        </w:rPr>
+        <w:t>Navigate: Starting from Lightning Experience, logged in with System Administrator permissions.</w:t>
       </w:r>
     </w:p>
     <w:p>
@@ -325,7 +336,7 @@
           <w:b/>
           <w:sz w:val="24"/>
         </w:rPr>
-        <w:t>1.2 — Confirm the tab appeared (and fallback if it didn't)</w:t>
+        <w:t>1.2: Confirm the tab appeared (and fallback if it didn't)</w:t>
       </w:r>
     </w:p>
     <w:p>
@@ -400,7 +411,7 @@
           <w:color w:val="1F4E79"/>
           <w:sz w:val="28"/>
         </w:rPr>
-        <w:t>Part 2 — Tour the standard Asset object (5 min)</w:t>
+        <w:t>Part 2: Tour the standard Asset object (5 min)</w:t>
       </w:r>
     </w:p>
     <w:p>
@@ -494,7 +505,7 @@
           <w:color w:val="1F4E79"/>
           <w:sz w:val="28"/>
         </w:rPr>
-        <w:t>Part 3 — Configure the Asset Layout (15 min)</w:t>
+        <w:t>Part 3: Configure the Asset Layout (15 min)</w:t>
       </w:r>
     </w:p>
     <w:p>
@@ -527,7 +538,7 @@
           <w:b/>
           <w:sz w:val="24"/>
         </w:rPr>
-        <w:t>3.1 — Open the Asset Layout</w:t>
+        <w:t>3.1: Open the Asset Layout</w:t>
       </w:r>
     </w:p>
     <w:p>
@@ -554,7 +565,7 @@
           <w:b/>
           <w:sz w:val="24"/>
         </w:rPr>
-        <w:t>3.2 — Add Parent Asset to the layout</w:t>
+        <w:t>3.2: Add Parent Asset to the layout</w:t>
       </w:r>
     </w:p>
     <w:p>
@@ -596,7 +607,7 @@
           <w:b/>
           <w:sz w:val="24"/>
         </w:rPr>
-        <w:t>3.3 — Remove fields we won't use</w:t>
+        <w:t>3.3: Remove fields we won't use</w:t>
       </w:r>
     </w:p>
     <w:p>
@@ -684,7 +695,18 @@
           <w:b/>
           <w:sz w:val="24"/>
         </w:rPr>
-        <w:t>3.4 — Add the Child Assets related list and configure columns</w:t>
+        <w:t>3.4: Add the Child Assets related list and configure columns</w:t>
+      </w:r>
+    </w:p>
+    <w:p>
+      <w:r>
+        <w:rPr>
+          <w:rFonts w:ascii="Calibri" w:hAnsi="Calibri"/>
+          <w:b w:val="0"/>
+          <w:color w:val="000000"/>
+          <w:sz w:val="22"/>
+        </w:rPr>
+        <w:t>Navigate: You are still on the Asset Layout editor from the preceding section (if you clicked away: Setup &gt; Object Manager &gt; Asset &gt; Page Layouts &gt; Asset Layout).</w:t>
       </w:r>
     </w:p>
     <w:p>
@@ -807,7 +829,7 @@
           <w:b/>
           <w:sz w:val="24"/>
         </w:rPr>
-        <w:t>3.5 — Add the Related Assets and Primary Assets related lists below Child Assets</w:t>
+        <w:t>3.5: Add the Related Assets and Primary Assets related lists below Child Assets</w:t>
       </w:r>
     </w:p>
     <w:p>
@@ -1013,6 +1035,17 @@
       </w:r>
     </w:p>
     <w:p>
+      <w:r>
+        <w:rPr>
+          <w:rFonts w:ascii="Calibri" w:hAnsi="Calibri"/>
+          <w:b w:val="0"/>
+          <w:color w:val="000000"/>
+          <w:sz w:val="22"/>
+        </w:rPr>
+        <w:t>Navigate: You are still on the Asset Layout editor from the preceding section.</w:t>
+      </w:r>
+    </w:p>
+    <w:p>
       <w:pPr>
         <w:spacing w:after="40"/>
         <w:ind w:left="340" w:hanging="340"/>
@@ -1069,7 +1102,7 @@
           <w:color w:val="1F4E79"/>
           <w:sz w:val="28"/>
         </w:rPr>
-        <w:t>Part 4 — Create the parent Asset NYCT Bus 4521 (8 min)</w:t>
+        <w:t>Part 4: Create the parent Asset NYCT Bus 4521 (8 min)</w:t>
       </w:r>
     </w:p>
     <w:p>
@@ -1081,7 +1114,7 @@
           <w:b/>
           <w:sz w:val="24"/>
         </w:rPr>
-        <w:t>4.1 — Open the Assets tab and create the parent</w:t>
+        <w:t>4.1: Open the Assets tab and create the parent</w:t>
       </w:r>
     </w:p>
     <w:p>
@@ -1123,7 +1156,18 @@
           <w:b/>
           <w:sz w:val="24"/>
         </w:rPr>
-        <w:t>4.2 — Fill out the parent Asset fields</w:t>
+        <w:t>4.2: Fill out the parent Asset fields</w:t>
+      </w:r>
+    </w:p>
+    <w:p>
+      <w:r>
+        <w:rPr>
+          <w:rFonts w:ascii="Calibri" w:hAnsi="Calibri"/>
+          <w:b w:val="0"/>
+          <w:color w:val="000000"/>
+          <w:sz w:val="22"/>
+        </w:rPr>
+        <w:t>Navigate: You just clicked New on the Assets tab (if you clicked away: App Launcher &gt; Assets &gt; New &gt; choose any Record Type if prompted, then Next).</w:t>
       </w:r>
     </w:p>
     <w:p>
@@ -1257,7 +1301,7 @@
           <w:color w:val="1F4E79"/>
           <w:sz w:val="28"/>
         </w:rPr>
-        <w:t>Part 5 — Create the four component Assets via the Child Assets related list (18 min)</w:t>
+        <w:t>Part 5: Create the four component Assets via the Child Assets related list (18 min)</w:t>
       </w:r>
     </w:p>
     <w:p>
@@ -1274,7 +1318,18 @@
           <w:b/>
           <w:sz w:val="24"/>
         </w:rPr>
-        <w:t>5.1 — Battery Pack 4521-BP</w:t>
+        <w:t>5.1: Battery Pack 4521-BP</w:t>
+      </w:r>
+    </w:p>
+    <w:p>
+      <w:r>
+        <w:rPr>
+          <w:rFonts w:ascii="Calibri" w:hAnsi="Calibri"/>
+          <w:b w:val="0"/>
+          <w:color w:val="000000"/>
+          <w:sz w:val="22"/>
+        </w:rPr>
+        <w:t>Navigate: Open the parent Asset NYCT Bus 4521 (App Launcher &gt; Assets &gt; click NYCT Bus 4521), then scroll to the Child Assets related list.</w:t>
       </w:r>
     </w:p>
     <w:p>
@@ -1391,7 +1446,18 @@
           <w:b/>
           <w:sz w:val="24"/>
         </w:rPr>
-        <w:t>5.2 — HVAC Unit 4521-HV</w:t>
+        <w:t>5.2: HVAC Unit 4521-HV</w:t>
+      </w:r>
+    </w:p>
+    <w:p>
+      <w:r>
+        <w:rPr>
+          <w:rFonts w:ascii="Calibri" w:hAnsi="Calibri"/>
+          <w:b w:val="0"/>
+          <w:color w:val="000000"/>
+          <w:sz w:val="22"/>
+        </w:rPr>
+        <w:t>Navigate: Still on NYCT Bus 4521's Child Assets related list from 5.1. Click New again.</w:t>
       </w:r>
     </w:p>
     <w:p>
@@ -1493,7 +1559,18 @@
           <w:b/>
           <w:sz w:val="24"/>
         </w:rPr>
-        <w:t>5.3 — Drive Motor 4521-DM</w:t>
+        <w:t>5.3: Drive Motor 4521-DM</w:t>
+      </w:r>
+    </w:p>
+    <w:p>
+      <w:r>
+        <w:rPr>
+          <w:rFonts w:ascii="Calibri" w:hAnsi="Calibri"/>
+          <w:b w:val="0"/>
+          <w:color w:val="000000"/>
+          <w:sz w:val="22"/>
+        </w:rPr>
+        <w:t>Navigate: Still on NYCT Bus 4521's Child Assets related list. Click New again.</w:t>
       </w:r>
     </w:p>
     <w:p>
@@ -1595,7 +1672,18 @@
           <w:b/>
           <w:sz w:val="24"/>
         </w:rPr>
-        <w:t>5.4 — Farebox 4521-FB</w:t>
+        <w:t>5.4: Farebox 4521-FB</w:t>
+      </w:r>
+    </w:p>
+    <w:p>
+      <w:r>
+        <w:rPr>
+          <w:rFonts w:ascii="Calibri" w:hAnsi="Calibri"/>
+          <w:b w:val="0"/>
+          <w:color w:val="000000"/>
+          <w:sz w:val="22"/>
+        </w:rPr>
+        <w:t>Navigate: Still on NYCT Bus 4521's Child Assets related list. Click New again.</w:t>
       </w:r>
     </w:p>
     <w:p>
@@ -1697,7 +1785,7 @@
           <w:b/>
           <w:sz w:val="24"/>
         </w:rPr>
-        <w:t>5.5 — Verify the hierarchy</w:t>
+        <w:t>5.5: Verify the hierarchy</w:t>
       </w:r>
     </w:p>
     <w:p>
@@ -1772,7 +1860,7 @@
           <w:color w:val="1F4E79"/>
           <w:sz w:val="28"/>
         </w:rPr>
-        <w:t>Part 6 — Use Asset Relationship for peer relationships (8 min)</w:t>
+        <w:t>Part 6: Use Asset Relationship for peer relationships (8 min)</w:t>
       </w:r>
     </w:p>
     <w:p>
@@ -1805,7 +1893,7 @@
           <w:b/>
           <w:sz w:val="24"/>
         </w:rPr>
-        <w:t>6.1 — Create an Asset Relationship between Battery Pack and HVAC Unit</w:t>
+        <w:t>6.1: Create an Asset Relationship between Battery Pack and HVAC Unit</w:t>
       </w:r>
     </w:p>
     <w:p>
@@ -1955,7 +2043,7 @@
           <w:color w:val="1F4E79"/>
           <w:sz w:val="28"/>
         </w:rPr>
-        <w:t>Part 7 — Connect your golden Case record to the bus (8 min)</w:t>
+        <w:t>Part 7: Connect your golden Case record to the bus (8 min)</w:t>
       </w:r>
     </w:p>
     <w:p>
@@ -1967,7 +2055,18 @@
           <w:b/>
           <w:sz w:val="24"/>
         </w:rPr>
-        <w:t>7.1 — Open your golden Case record</w:t>
+        <w:t>7.1: Open your golden Case record</w:t>
+      </w:r>
+    </w:p>
+    <w:p>
+      <w:r>
+        <w:rPr>
+          <w:rFonts w:ascii="Calibri" w:hAnsi="Calibri"/>
+          <w:b w:val="0"/>
+          <w:color w:val="000000"/>
+          <w:sz w:val="22"/>
+        </w:rPr>
+        <w:t>Navigate: Return to the ServicePulse 360 app.</w:t>
       </w:r>
     </w:p>
     <w:p>
@@ -2009,7 +2108,18 @@
           <w:b/>
           <w:sz w:val="24"/>
         </w:rPr>
-        <w:t>7.2 — Populate the Asset field</w:t>
+        <w:t>7.2: Populate the Asset field</w:t>
+      </w:r>
+    </w:p>
+    <w:p>
+      <w:r>
+        <w:rPr>
+          <w:rFonts w:ascii="Calibri" w:hAnsi="Calibri"/>
+          <w:b w:val="0"/>
+          <w:color w:val="000000"/>
+          <w:sz w:val="22"/>
+        </w:rPr>
+        <w:t>Navigate: You just opened your golden Case record in 7.1.</w:t>
       </w:r>
     </w:p>
     <w:p>
@@ -2066,7 +2176,18 @@
           <w:b/>
           <w:sz w:val="24"/>
         </w:rPr>
-        <w:t>7.3 — Navigate from the Case to the bus via the Asset hyperlink</w:t>
+        <w:t>7.3: Navigate from the Case to the bus via the Asset hyperlink</w:t>
+      </w:r>
+    </w:p>
+    <w:p>
+      <w:r>
+        <w:rPr>
+          <w:rFonts w:ascii="Calibri" w:hAnsi="Calibri"/>
+          <w:b w:val="0"/>
+          <w:color w:val="000000"/>
+          <w:sz w:val="22"/>
+        </w:rPr>
+        <w:t>Navigate: Still on your golden Case record from 7.2.</w:t>
       </w:r>
     </w:p>
     <w:p>
@@ -2156,7 +2277,7 @@
           <w:color w:val="1F4E79"/>
           <w:sz w:val="28"/>
         </w:rPr>
-        <w:t>Part 8 — Add an Asset.Cases Related List - Single to the Other related cases tab (10 min)</w:t>
+        <w:t>Part 8: Add an Asset.Cases Related List - Single to the Other related cases tab (10 min)</w:t>
       </w:r>
     </w:p>
     <w:p>
@@ -2173,7 +2294,7 @@
           <w:b/>
           <w:sz w:val="24"/>
         </w:rPr>
-        <w:t>8.1 — Open the App Builder from your golden Case record</w:t>
+        <w:t>8.1: Open the App Builder from your golden Case record</w:t>
       </w:r>
     </w:p>
     <w:p>
@@ -2215,7 +2336,18 @@
           <w:b/>
           <w:sz w:val="24"/>
         </w:rPr>
-        <w:t>8.2 — Add a second Related List - Single inside the Other related cases tab</w:t>
+        <w:t>8.2: Add a second Related List - Single inside the Other related cases tab</w:t>
+      </w:r>
+    </w:p>
+    <w:p>
+      <w:r>
+        <w:rPr>
+          <w:rFonts w:ascii="Calibri" w:hAnsi="Calibri"/>
+          <w:b w:val="0"/>
+          <w:color w:val="000000"/>
+          <w:sz w:val="22"/>
+        </w:rPr>
+        <w:t>Navigate: Open the Lightning App Builder for the Case record page: from your golden Case, gear icon &gt; Edit Page.</w:t>
       </w:r>
     </w:p>
     <w:p>
@@ -2272,7 +2404,18 @@
           <w:b/>
           <w:sz w:val="24"/>
         </w:rPr>
-        <w:t>8.3 — Configure the new component</w:t>
+        <w:t>8.3: Configure the new component</w:t>
+      </w:r>
+    </w:p>
+    <w:p>
+      <w:r>
+        <w:rPr>
+          <w:rFonts w:ascii="Calibri" w:hAnsi="Calibri"/>
+          <w:b w:val="0"/>
+          <w:color w:val="000000"/>
+          <w:sz w:val="22"/>
+        </w:rPr>
+        <w:t>Navigate: You are still in the Lightning App Builder from 8.2.</w:t>
       </w:r>
     </w:p>
     <w:p>
@@ -2356,7 +2499,18 @@
           <w:b/>
           <w:sz w:val="24"/>
         </w:rPr>
-        <w:t>8.4 — Verify</w:t>
+        <w:t>8.4: Verify</w:t>
+      </w:r>
+    </w:p>
+    <w:p>
+      <w:r>
+        <w:rPr>
+          <w:rFonts w:ascii="Calibri" w:hAnsi="Calibri"/>
+          <w:b w:val="0"/>
+          <w:color w:val="000000"/>
+          <w:sz w:val="22"/>
+        </w:rPr>
+        <w:t>Navigate: Save and activate the App Builder page (top-right), click Back, refresh the browser.</w:t>
       </w:r>
     </w:p>
     <w:p>
@@ -2457,7 +2611,18 @@
           <w:b/>
           <w:sz w:val="24"/>
         </w:rPr>
-        <w:t>Check 1 — Asset hierarchy</w:t>
+        <w:t>Check 1: Asset hierarchy</w:t>
+      </w:r>
+    </w:p>
+    <w:p>
+      <w:r>
+        <w:rPr>
+          <w:rFonts w:ascii="Calibri" w:hAnsi="Calibri"/>
+          <w:b w:val="0"/>
+          <w:color w:val="000000"/>
+          <w:sz w:val="22"/>
+        </w:rPr>
+        <w:t>Navigate: App Launcher &gt; Assets.</w:t>
       </w:r>
     </w:p>
     <w:p>
@@ -2499,7 +2664,18 @@
           <w:b/>
           <w:sz w:val="24"/>
         </w:rPr>
-        <w:t>Check 2 — Asset Relationship</w:t>
+        <w:t>Check 2: Asset Relationship</w:t>
+      </w:r>
+    </w:p>
+    <w:p>
+      <w:r>
+        <w:rPr>
+          <w:rFonts w:ascii="Calibri" w:hAnsi="Calibri"/>
+          <w:b w:val="0"/>
+          <w:color w:val="000000"/>
+          <w:sz w:val="22"/>
+        </w:rPr>
+        <w:t>Navigate: App Launcher &gt; Assets.</w:t>
       </w:r>
     </w:p>
     <w:p>
@@ -2541,7 +2717,18 @@
           <w:b/>
           <w:sz w:val="24"/>
         </w:rPr>
-        <w:t>Check 3 — Case linked to Asset</w:t>
+        <w:t>Check 3: Case linked to Asset</w:t>
+      </w:r>
+    </w:p>
+    <w:p>
+      <w:r>
+        <w:rPr>
+          <w:rFonts w:ascii="Calibri" w:hAnsi="Calibri"/>
+          <w:b w:val="0"/>
+          <w:color w:val="000000"/>
+          <w:sz w:val="22"/>
+        </w:rPr>
+        <w:t>Navigate: App Launcher &gt; Cases &gt; click your golden Case record.</w:t>
       </w:r>
     </w:p>
     <w:p>
